--- a/testakten/insolvenzverwaltung-moebelwerk-havelberg-regelverfahren/10_anfechtungsmatrix_lieferant_bank.docx
+++ b/testakten/insolvenzverwaltung-moebelwerk-havelberg-regelverfahren/10_anfechtungsmatrix_lieferant_bank.docx
@@ -5,72 +5,99 @@
     <w:p>
       <w:pPr>
         <w:pStyle w:val="Heading1"/>
+        <w:spacing w:after="160" w:line="259" w:lineRule="auto"/>
       </w:pPr>
       <w:r>
         <w:rPr>
           <w:rFonts w:ascii="Times New Roman" w:hAnsi="Times New Roman"/>
+          <w:b/>
+          <w:sz w:val="28"/>
         </w:rPr>
         <w:t>Anfechtungsmatrix – Lieferant und Bank</w:t>
       </w:r>
     </w:p>
     <w:p>
       <w:pPr>
+        <w:spacing w:before="120" w:after="60" w:line="259" w:lineRule="auto"/>
         <w:ind w:left="567"/>
       </w:pPr>
       <w:r>
         <w:rPr>
+          <w:rFonts w:ascii="Times New Roman" w:hAnsi="Times New Roman"/>
+          <w:b/>
           <w:i/>
+          <w:sz w:val="22"/>
         </w:rPr>
         <w:t>Amtsgericht Stendal, Az. 7 IN 41/26</w:t>
       </w:r>
     </w:p>
     <w:p>
       <w:pPr>
+        <w:spacing w:before="120" w:after="60" w:line="259" w:lineRule="auto"/>
         <w:ind w:left="567"/>
       </w:pPr>
       <w:r>
         <w:rPr>
+          <w:rFonts w:ascii="Times New Roman" w:hAnsi="Times New Roman"/>
+          <w:b/>
           <w:i/>
+          <w:sz w:val="22"/>
         </w:rPr>
         <w:t>Möbelwerk Havelberg GmbH – Insolvenzverfahren</w:t>
       </w:r>
     </w:p>
     <w:p>
       <w:pPr>
+        <w:spacing w:before="120" w:after="60" w:line="259" w:lineRule="auto"/>
         <w:ind w:left="567"/>
       </w:pPr>
       <w:r>
         <w:rPr>
+          <w:rFonts w:ascii="Times New Roman" w:hAnsi="Times New Roman"/>
+          <w:b/>
           <w:i/>
+          <w:sz w:val="22"/>
         </w:rPr>
         <w:t>Bearbeitung: Dr. Nora Westphal, Insolvenzverwalterin</w:t>
       </w:r>
     </w:p>
     <w:p>
       <w:pPr>
+        <w:spacing w:before="120" w:after="60" w:line="259" w:lineRule="auto"/>
         <w:ind w:left="567"/>
       </w:pPr>
       <w:r>
         <w:rPr>
+          <w:rFonts w:ascii="Times New Roman" w:hAnsi="Times New Roman"/>
+          <w:b/>
           <w:i/>
+          <w:sz w:val="22"/>
         </w:rPr>
         <w:t>Stand: 20.07.2026</w:t>
       </w:r>
     </w:p>
-    <w:p/>
+    <w:p>
+      <w:pPr>
+        <w:spacing w:line="259" w:lineRule="auto" w:after="60"/>
+      </w:pPr>
+    </w:p>
     <w:p>
       <w:pPr>
         <w:pStyle w:val="Heading2"/>
+        <w:spacing w:before="120" w:after="60" w:line="259" w:lineRule="auto"/>
       </w:pPr>
       <w:r>
         <w:rPr>
           <w:rFonts w:ascii="Times New Roman" w:hAnsi="Times New Roman"/>
+          <w:b/>
+          <w:sz w:val="22"/>
         </w:rPr>
         <w:t>Vorbemerkung</w:t>
       </w:r>
     </w:p>
     <w:p>
       <w:pPr>
+        <w:spacing w:line="259" w:lineRule="auto" w:after="60"/>
         <w:jc w:val="left"/>
       </w:pPr>
       <w:r>
@@ -86,10 +113,15 @@
         <w:t>; die 10-Jahres-Frist für vorsätzliche Benachteiligung reicht bis 04.05.2016.</w:t>
       </w:r>
     </w:p>
-    <w:p/>
+    <w:p>
+      <w:pPr>
+        <w:spacing w:line="259" w:lineRule="auto" w:after="60"/>
+      </w:pPr>
+    </w:p>
     <w:p>
       <w:pPr>
         <w:pStyle w:val="Heading2"/>
+        <w:spacing w:line="259" w:lineRule="auto" w:after="60"/>
       </w:pPr>
       <w:r>
         <w:rPr>
@@ -1027,10 +1059,15 @@
         </w:tc>
       </w:tr>
     </w:tbl>
-    <w:p/>
+    <w:p>
+      <w:pPr>
+        <w:spacing w:line="259" w:lineRule="auto" w:after="60"/>
+      </w:pPr>
+    </w:p>
     <w:p>
       <w:pPr>
         <w:pStyle w:val="Heading2"/>
+        <w:spacing w:line="259" w:lineRule="auto" w:after="60"/>
       </w:pPr>
       <w:r>
         <w:rPr>
@@ -1042,6 +1079,7 @@
     <w:p>
       <w:pPr>
         <w:pStyle w:val="Heading3"/>
+        <w:spacing w:line="259" w:lineRule="auto" w:after="60"/>
       </w:pPr>
       <w:r>
         <w:rPr>
@@ -1052,6 +1090,7 @@
     </w:p>
     <w:p>
       <w:pPr>
+        <w:spacing w:line="259" w:lineRule="auto" w:after="60"/>
         <w:jc w:val="left"/>
       </w:pPr>
       <w:r>
@@ -1066,6 +1105,7 @@
     </w:p>
     <w:p>
       <w:pPr>
+        <w:spacing w:line="259" w:lineRule="auto" w:after="60"/>
         <w:jc w:val="left"/>
       </w:pPr>
       <w:r>
@@ -1080,6 +1120,7 @@
     </w:p>
     <w:p>
       <w:pPr>
+        <w:spacing w:line="259" w:lineRule="auto" w:after="60"/>
         <w:jc w:val="left"/>
       </w:pPr>
       <w:r>
@@ -1094,6 +1135,7 @@
     </w:p>
     <w:p>
       <w:pPr>
+        <w:spacing w:line="259" w:lineRule="auto" w:after="60"/>
         <w:jc w:val="left"/>
       </w:pPr>
       <w:r>
@@ -1108,6 +1150,7 @@
     </w:p>
     <w:p>
       <w:pPr>
+        <w:spacing w:line="259" w:lineRule="auto" w:after="60"/>
         <w:jc w:val="left"/>
       </w:pPr>
       <w:r>
@@ -1120,10 +1163,15 @@
         <w:t xml:space="preserve"> Außergerichtliches Anfechtungsschreiben mit Rückzahlungsforderung geplant (→ DOCX). Klage beim Amtsgericht Stendal (&lt; 5.000 EUR Streitwert = AG) bzw. Landgericht Stendal bei Streitwert &gt; 5.000 EUR.</w:t>
       </w:r>
     </w:p>
-    <w:p/>
+    <w:p>
+      <w:pPr>
+        <w:spacing w:line="259" w:lineRule="auto" w:after="60"/>
+      </w:pPr>
+    </w:p>
     <w:p>
       <w:pPr>
         <w:pStyle w:val="Heading3"/>
+        <w:spacing w:line="259" w:lineRule="auto" w:after="60"/>
       </w:pPr>
       <w:r>
         <w:rPr>
@@ -1134,6 +1182,7 @@
     </w:p>
     <w:p>
       <w:pPr>
+        <w:spacing w:line="259" w:lineRule="auto" w:after="60"/>
         <w:jc w:val="left"/>
       </w:pPr>
       <w:r>
@@ -1148,6 +1197,7 @@
     </w:p>
     <w:p>
       <w:pPr>
+        <w:spacing w:line="259" w:lineRule="auto" w:after="60"/>
         <w:jc w:val="left"/>
       </w:pPr>
       <w:r>
@@ -1162,6 +1212,7 @@
     </w:p>
     <w:p>
       <w:pPr>
+        <w:spacing w:line="259" w:lineRule="auto" w:after="60"/>
         <w:jc w:val="left"/>
       </w:pPr>
       <w:r>
@@ -1176,6 +1227,7 @@
     </w:p>
     <w:p>
       <w:pPr>
+        <w:spacing w:line="259" w:lineRule="auto" w:after="60"/>
         <w:jc w:val="left"/>
       </w:pPr>
       <w:r>
@@ -1188,10 +1240,15 @@
         <w:t xml:space="preserve"> 35.000,00 EUR zzgl. Zinsen seit 02.04.2026 (§ 143 Abs. 1 InsO i.V.m. § 819 BGB).</w:t>
       </w:r>
     </w:p>
-    <w:p/>
+    <w:p>
+      <w:pPr>
+        <w:spacing w:line="259" w:lineRule="auto" w:after="60"/>
+      </w:pPr>
+    </w:p>
     <w:p>
       <w:pPr>
         <w:pStyle w:val="Heading3"/>
+        <w:spacing w:line="259" w:lineRule="auto" w:after="60"/>
       </w:pPr>
       <w:r>
         <w:rPr>
@@ -1202,6 +1259,7 @@
     </w:p>
     <w:p>
       <w:pPr>
+        <w:spacing w:line="259" w:lineRule="auto" w:after="60"/>
         <w:jc w:val="left"/>
       </w:pPr>
       <w:r>
@@ -1216,6 +1274,7 @@
     </w:p>
     <w:p>
       <w:pPr>
+        <w:spacing w:line="259" w:lineRule="auto" w:after="60"/>
         <w:jc w:val="left"/>
       </w:pPr>
       <w:r>
@@ -1230,6 +1289,7 @@
     </w:p>
     <w:p>
       <w:pPr>
+        <w:spacing w:line="259" w:lineRule="auto" w:after="60"/>
         <w:jc w:val="left"/>
       </w:pPr>
       <w:r>
@@ -1244,6 +1304,7 @@
     </w:p>
     <w:p>
       <w:pPr>
+        <w:spacing w:line="259" w:lineRule="auto" w:after="60"/>
         <w:jc w:val="left"/>
       </w:pPr>
       <w:r>
@@ -1256,10 +1317,15 @@
         <w:t xml:space="preserve"> 12.500,00 EUR (+ Prozesszinsen).</w:t>
       </w:r>
     </w:p>
-    <w:p/>
+    <w:p>
+      <w:pPr>
+        <w:spacing w:line="259" w:lineRule="auto" w:after="60"/>
+      </w:pPr>
+    </w:p>
     <w:p>
       <w:pPr>
         <w:pStyle w:val="Heading3"/>
+        <w:spacing w:line="259" w:lineRule="auto" w:after="60"/>
       </w:pPr>
       <w:r>
         <w:rPr>
@@ -1270,6 +1336,7 @@
     </w:p>
     <w:p>
       <w:pPr>
+        <w:spacing w:line="259" w:lineRule="auto" w:after="60"/>
         <w:jc w:val="left"/>
       </w:pPr>
       <w:r>
@@ -1284,6 +1351,7 @@
     </w:p>
     <w:p>
       <w:pPr>
+        <w:spacing w:line="259" w:lineRule="auto" w:after="60"/>
         <w:jc w:val="left"/>
       </w:pPr>
       <w:r>
@@ -1298,6 +1366,7 @@
     </w:p>
     <w:p>
       <w:pPr>
+        <w:spacing w:line="259" w:lineRule="auto" w:after="60"/>
         <w:jc w:val="left"/>
       </w:pPr>
       <w:r>
@@ -1310,10 +1379,15 @@
         <w:t xml:space="preserve"> § 134 InsO: 4 Jahre; § 133 Abs. 1 InsO: 10 Jahre. Zahlung fällt in beide Fristen.</w:t>
       </w:r>
     </w:p>
-    <w:p/>
+    <w:p>
+      <w:pPr>
+        <w:spacing w:line="259" w:lineRule="auto" w:after="60"/>
+      </w:pPr>
+    </w:p>
     <w:p>
       <w:pPr>
         <w:pStyle w:val="Heading2"/>
+        <w:spacing w:line="259" w:lineRule="auto" w:after="60"/>
       </w:pPr>
       <w:r>
         <w:rPr>
@@ -1557,9 +1631,14 @@
         </w:tc>
       </w:tr>
     </w:tbl>
-    <w:p/>
     <w:p>
       <w:pPr>
+        <w:spacing w:line="259" w:lineRule="auto" w:after="60"/>
+      </w:pPr>
+    </w:p>
+    <w:p>
+      <w:pPr>
+        <w:spacing w:line="259" w:lineRule="auto" w:after="60"/>
         <w:jc w:val="left"/>
       </w:pPr>
       <w:r>
@@ -1571,6 +1650,7 @@
     </w:p>
     <w:p>
       <w:pPr>
+        <w:spacing w:line="259" w:lineRule="auto" w:after="60"/>
         <w:jc w:val="left"/>
       </w:pPr>
       <w:r>
@@ -1581,13 +1661,58 @@
       </w:r>
     </w:p>
     <w:sectPr>
+      <w:headerReference w:type="default" r:id="rId9"/>
+      <w:footerReference w:type="default" r:id="rId10"/>
       <w:pgSz w:w="11906" w:h="16838"/>
-      <w:pgMar w:top="1417" w:right="1417" w:bottom="1417" w:left="1417" w:header="720" w:footer="720" w:gutter="0"/>
+      <w:pgMar w:top="1191" w:right="1247" w:bottom="1134" w:left="1361" w:header="720" w:footer="720" w:gutter="0"/>
       <w:cols w:space="720"/>
       <w:docGrid w:linePitch="360"/>
     </w:sectPr>
   </w:body>
 </w:document>
+</file>
+
+<file path=word/footer1.xml><?xml version="1.0" encoding="utf-8"?>
+<w:ftr xmlns:m="http://schemas.openxmlformats.org/officeDocument/2006/math" xmlns:mc="http://schemas.openxmlformats.org/markup-compatibility/2006" xmlns:mo="http://schemas.microsoft.com/office/mac/office/2008/main" xmlns:mv="urn:schemas-microsoft-com:mac:vml" xmlns:o="urn:schemas-microsoft-com:office:office" xmlns:r="http://schemas.openxmlformats.org/officeDocument/2006/relationships" xmlns:v="urn:schemas-microsoft-com:vml" xmlns:w10="urn:schemas-microsoft-com:office:word" xmlns:w14="http://schemas.microsoft.com/office/word/2010/wordml" xmlns:w="http://schemas.openxmlformats.org/wordprocessingml/2006/main" xmlns:wne="http://schemas.microsoft.com/office/word/2006/wordml" xmlns:wp14="http://schemas.microsoft.com/office/word/2010/wordprocessingDrawing" xmlns:wp="http://schemas.openxmlformats.org/drawingml/2006/wordprocessingDrawing" xmlns:wpc="http://schemas.microsoft.com/office/word/2010/wordprocessingCanvas" xmlns:wpg="http://schemas.microsoft.com/office/word/2010/wordprocessingGroup" xmlns:wpi="http://schemas.microsoft.com/office/word/2010/wordprocessingInk" xmlns:wps="http://schemas.microsoft.com/office/word/2010/wordprocessingShape" mc:Ignorable="w14 wp14">
+  <w:p>
+    <w:pPr>
+      <w:pStyle w:val="Footer"/>
+      <w:jc w:val="left"/>
+    </w:pPr>
+    <w:r/>
+    <w:r>
+      <w:rPr>
+        <w:rFonts w:ascii="Times New Roman" w:hAnsi="Times New Roman"/>
+        <w:b w:val="0"/>
+        <w:color w:val="777777"/>
+        <w:sz w:val="17"/>
+      </w:rPr>
+      <w:t>Vertraulich | Bearbeitungsstand Juli 2026 | nur zur Aktenbearbeitung</w:t>
+    </w:r>
+  </w:p>
+</w:ftr>
+</file>
+
+<file path=word/header1.xml><?xml version="1.0" encoding="utf-8"?>
+<w:hdr xmlns:m="http://schemas.openxmlformats.org/officeDocument/2006/math" xmlns:mc="http://schemas.openxmlformats.org/markup-compatibility/2006" xmlns:mo="http://schemas.microsoft.com/office/mac/office/2008/main" xmlns:mv="urn:schemas-microsoft-com:mac:vml" xmlns:o="urn:schemas-microsoft-com:office:office" xmlns:r="http://schemas.openxmlformats.org/officeDocument/2006/relationships" xmlns:v="urn:schemas-microsoft-com:vml" xmlns:w10="urn:schemas-microsoft-com:office:word" xmlns:w14="http://schemas.microsoft.com/office/word/2010/wordml" xmlns:w="http://schemas.openxmlformats.org/wordprocessingml/2006/main" xmlns:wne="http://schemas.microsoft.com/office/word/2006/wordml" xmlns:wp14="http://schemas.microsoft.com/office/word/2010/wordprocessingDrawing" xmlns:wp="http://schemas.openxmlformats.org/drawingml/2006/wordprocessingDrawing" xmlns:wpc="http://schemas.microsoft.com/office/word/2010/wordprocessingCanvas" xmlns:wpg="http://schemas.microsoft.com/office/word/2010/wordprocessingGroup" xmlns:wpi="http://schemas.microsoft.com/office/word/2010/wordprocessingInk" xmlns:wps="http://schemas.microsoft.com/office/word/2010/wordprocessingShape" mc:Ignorable="w14 wp14">
+  <w:p>
+    <w:pPr>
+      <w:pStyle w:val="Header"/>
+      <w:jc w:val="left"/>
+    </w:pPr>
+    <w:r/>
+    <w:r>
+      <w:rPr>
+        <w:rFonts w:ascii="Times New Roman" w:hAnsi="Times New Roman"/>
+        <w:b w:val="0"/>
+        <w:i w:val="0"/>
+        <w:color w:val="666666"/>
+        <w:sz w:val="17"/>
+      </w:rPr>
+      <w:t>Lindenhof und Partner mbB | Insolvenz- und Restrukturierungsakte | Bearbeitungsstand Juli 2026</w:t>
+    </w:r>
+  </w:p>
+</w:hdr>
 </file>
 
 <file path=word/numbering.xml><?xml version="1.0" encoding="utf-8"?>
@@ -2304,11 +2429,12 @@
       <w:contextualSpacing/>
     </w:pPr>
     <w:rPr>
-      <w:rFonts w:asciiTheme="majorHAnsi" w:eastAsiaTheme="majorEastAsia" w:hAnsiTheme="majorHAnsi" w:cstheme="majorBidi"/>
+      <w:rFonts w:asciiTheme="majorHAnsi" w:eastAsiaTheme="majorEastAsia" w:hAnsiTheme="majorHAnsi" w:cstheme="majorBidi" w:ascii="Times New Roman" w:hAnsi="Times New Roman"/>
+      <w:b/>
       <w:color w:val="17365D" w:themeColor="text2" w:themeShade="BF"/>
       <w:spacing w:val="5"/>
       <w:kern w:val="28"/>
-      <w:sz w:val="52"/>
+      <w:sz w:val="30"/>
       <w:szCs w:val="52"/>
     </w:rPr>
   </w:style>
